--- a/internal_doc/03.开发设计/索引选择优化.docx
+++ b/internal_doc/03.开发设计/索引选择优化.docx
@@ -118,16 +118,258 @@
       </w:r>
     </w:p>
     <w:p>
-      <w:pPr>
-        <w:rPr>
-          <w:rFonts w:hint="eastAsia"/>
-        </w:rPr>
-      </w:pPr>
       <w:r>
         <w:rPr>
           <w:rFonts w:hint="eastAsia"/>
         </w:rPr>
         <w:t>此次优化对这里的规则进行了调整，充分检查和对比所有有效索引，并和表扫描开销进行对比，从而作出更好的选择。</w:t>
+      </w:r>
+    </w:p>
+    <w:p>
+      <w:pPr>
+        <w:pStyle w:val="1"/>
+      </w:pPr>
+      <w:r>
+        <w:rPr>
+          <w:rFonts w:hint="eastAsia"/>
+        </w:rPr>
+        <w:t>优化方案</w:t>
+      </w:r>
+    </w:p>
+    <w:p>
+      <w:pPr>
+        <w:rPr>
+          <w:rFonts w:hint="eastAsia"/>
+        </w:rPr>
+      </w:pPr>
+      <w:r>
+        <w:rPr>
+          <w:rFonts w:hint="eastAsia"/>
+        </w:rPr>
+        <w:t>影响索引选择的几个因素有：</w:t>
+      </w:r>
+    </w:p>
+    <w:p>
+      <w:pPr>
+        <w:pStyle w:val="a7"/>
+        <w:numPr>
+          <w:ilvl w:val="0"/>
+          <w:numId w:val="4"/>
+        </w:numPr>
+        <w:rPr>
+          <w:rFonts w:hint="eastAsia"/>
+        </w:rPr>
+      </w:pPr>
+      <w:r>
+        <w:rPr>
+          <w:rFonts w:hint="eastAsia"/>
+        </w:rPr>
+        <w:t>查询条件与索引的匹配程度（查询条件能使用到索引中字段的个数）</w:t>
+      </w:r>
+    </w:p>
+    <w:p>
+      <w:r>
+        <w:rPr>
+          <w:rFonts w:hint="eastAsia"/>
+        </w:rPr>
+        <w:t>通常来说</w:t>
+      </w:r>
+      <w:r>
+        <w:rPr>
+          <w:rFonts w:hint="eastAsia"/>
+        </w:rPr>
+        <w:t>，能使用的索引字段个数越多，就越能有效地缩小查询范围，效率也更高，如对于查询条件中包含</w:t>
+      </w:r>
+      <w:r>
+        <w:rPr>
+          <w:rFonts w:hint="eastAsia"/>
+        </w:rPr>
+        <w:t xml:space="preserve"> a</w:t>
+      </w:r>
+      <w:r>
+        <w:rPr>
+          <w:rFonts w:hint="eastAsia"/>
+        </w:rPr>
+        <w:t>，</w:t>
+      </w:r>
+      <w:r>
+        <w:rPr>
+          <w:rFonts w:hint="eastAsia"/>
+        </w:rPr>
+        <w:t xml:space="preserve">b </w:t>
+      </w:r>
+      <w:r>
+        <w:rPr>
+          <w:rFonts w:hint="eastAsia"/>
+        </w:rPr>
+        <w:t>两个字段的查询，使用索引</w:t>
+      </w:r>
+      <w:r>
+        <w:rPr>
+          <w:rFonts w:hint="eastAsia"/>
+        </w:rPr>
+        <w:t xml:space="preserve"> {a:1, B:1} </w:t>
+      </w:r>
+      <w:r>
+        <w:rPr>
+          <w:rFonts w:hint="eastAsia"/>
+        </w:rPr>
+        <w:t>比索引</w:t>
+      </w:r>
+      <w:r>
+        <w:rPr>
+          <w:rFonts w:hint="eastAsia"/>
+        </w:rPr>
+        <w:t>{a:1}</w:t>
+      </w:r>
+      <w:r>
+        <w:rPr>
+          <w:rFonts w:hint="eastAsia"/>
+        </w:rPr>
+        <w:t>更优</w:t>
+      </w:r>
+    </w:p>
+    <w:p>
+      <w:pPr>
+        <w:pStyle w:val="a7"/>
+        <w:numPr>
+          <w:ilvl w:val="0"/>
+          <w:numId w:val="4"/>
+        </w:numPr>
+      </w:pPr>
+      <w:r>
+        <w:rPr>
+          <w:rFonts w:hint="eastAsia"/>
+        </w:rPr>
+        <w:t>索引中使用到的字段占索引定义字段的比例</w:t>
+      </w:r>
+    </w:p>
+    <w:p>
+      <w:r>
+        <w:rPr>
+          <w:rFonts w:hint="eastAsia"/>
+        </w:rPr>
+        <w:t>这主要是考虑到，索引字段越多，在索引树中其索引项就更大，每个索引页内存储的索引项就越少，索引页就更多，树就越高，在索引上查询时的</w:t>
+      </w:r>
+      <w:r>
+        <w:rPr>
+          <w:rFonts w:hint="eastAsia"/>
+        </w:rPr>
+        <w:t xml:space="preserve"> I/O </w:t>
+      </w:r>
+      <w:r>
+        <w:rPr>
+          <w:rFonts w:hint="eastAsia"/>
+        </w:rPr>
+        <w:t>开销等就会越大，性能越低。</w:t>
+      </w:r>
+    </w:p>
+    <w:p>
+      <w:pPr>
+        <w:pStyle w:val="a7"/>
+        <w:numPr>
+          <w:ilvl w:val="0"/>
+          <w:numId w:val="4"/>
+        </w:numPr>
+      </w:pPr>
+      <w:r>
+        <w:rPr>
+          <w:rFonts w:hint="eastAsia"/>
+        </w:rPr>
+        <w:t xml:space="preserve">hint </w:t>
+      </w:r>
+      <w:r>
+        <w:rPr>
+          <w:rFonts w:hint="eastAsia"/>
+        </w:rPr>
+        <w:t>的使用</w:t>
+      </w:r>
+    </w:p>
+    <w:p>
+      <w:pPr>
+        <w:rPr>
+          <w:rFonts w:hint="eastAsia"/>
+        </w:rPr>
+      </w:pPr>
+      <w:r>
+        <w:rPr>
+          <w:rFonts w:hint="eastAsia"/>
+        </w:rPr>
+        <w:t>强制指定使用某索引</w:t>
+      </w:r>
+      <w:bookmarkStart w:id="0" w:name="_GoBack"/>
+      <w:bookmarkEnd w:id="0"/>
+    </w:p>
+    <w:p>
+      <w:pPr>
+        <w:pStyle w:val="a7"/>
+        <w:numPr>
+          <w:ilvl w:val="0"/>
+          <w:numId w:val="4"/>
+        </w:numPr>
+      </w:pPr>
+      <w:r>
+        <w:rPr>
+          <w:rFonts w:hint="eastAsia"/>
+        </w:rPr>
+        <w:t>s</w:t>
+      </w:r>
+      <w:r>
+        <w:t>ort</w:t>
+      </w:r>
+      <w:r>
+        <w:rPr>
+          <w:rFonts w:hint="eastAsia"/>
+        </w:rPr>
+        <w:t xml:space="preserve"> </w:t>
+      </w:r>
+      <w:r>
+        <w:rPr>
+          <w:rFonts w:hint="eastAsia"/>
+        </w:rPr>
+        <w:t>的使用</w:t>
+      </w:r>
+    </w:p>
+    <w:p>
+      <w:r>
+        <w:t>s</w:t>
+      </w:r>
+      <w:r>
+        <w:rPr>
+          <w:rFonts w:hint="eastAsia"/>
+        </w:rPr>
+        <w:t xml:space="preserve">ort </w:t>
+      </w:r>
+      <w:r>
+        <w:rPr>
+          <w:rFonts w:hint="eastAsia"/>
+        </w:rPr>
+        <w:t>中用到索引字段时，可以考虑直接</w:t>
+      </w:r>
+      <w:r>
+        <w:rPr>
+          <w:rFonts w:hint="eastAsia"/>
+        </w:rPr>
+        <w:t>使用索引进行排序，这样可以减少额外</w:t>
+      </w:r>
+      <w:r>
+        <w:rPr>
+          <w:rFonts w:hint="eastAsia"/>
+        </w:rPr>
+        <w:t>排序的开销。</w:t>
+      </w:r>
+    </w:p>
+    <w:p>
+      <w:pPr>
+        <w:rPr>
+          <w:rFonts w:hint="eastAsia"/>
+        </w:rPr>
+      </w:pPr>
+      <w:r>
+        <w:rPr>
+          <w:rFonts w:hint="eastAsia"/>
+        </w:rPr>
+        <w:t>综合考虑以上因素，调整选择算法如下：</w:t>
       </w:r>
     </w:p>
     <w:p>
@@ -384,6 +626,7 @@
         <w:rPr>
           <w:rFonts w:hint="eastAsia"/>
         </w:rPr>
+        <w:lastRenderedPageBreak/>
         <w:t>排序匹配因子：</w:t>
       </w:r>
       <m:oMath>
@@ -665,6 +908,51 @@
         <w:t>上述三个因子全部相同时，选择定义最早的索引</w:t>
       </w:r>
     </w:p>
+    <w:p>
+      <w:r>
+        <w:rPr>
+          <w:rFonts w:hint="eastAsia"/>
+        </w:rPr>
+        <w:t>【规则</w:t>
+      </w:r>
+      <w:r>
+        <w:rPr>
+          <w:rFonts w:hint="eastAsia"/>
+        </w:rPr>
+        <w:t>6</w:t>
+      </w:r>
+      <w:r>
+        <w:rPr>
+          <w:rFonts w:hint="eastAsia"/>
+        </w:rPr>
+        <w:t>】</w:t>
+      </w:r>
+    </w:p>
+    <w:p>
+      <w:pPr>
+        <w:rPr>
+          <w:rFonts w:hint="eastAsia"/>
+        </w:rPr>
+      </w:pPr>
+      <w:r>
+        <w:rPr>
+          <w:rFonts w:hint="eastAsia"/>
+        </w:rPr>
+        <w:t>使用</w:t>
+      </w:r>
+      <w:r>
+        <w:rPr>
+          <w:rFonts w:hint="eastAsia"/>
+        </w:rPr>
+        <w:t xml:space="preserve"> hint </w:t>
+      </w:r>
+      <w:r>
+        <w:rPr>
+          <w:rFonts w:hint="eastAsia"/>
+        </w:rPr>
+        <w:t>的情况下，保持现有行为不变。</w:t>
+      </w:r>
+    </w:p>
     <w:p/>
     <w:p>
       <w:pPr>
@@ -674,15 +962,195 @@
         <w:rPr>
           <w:rFonts w:hint="eastAsia"/>
         </w:rPr>
+        <w:t>示例</w:t>
+      </w:r>
+    </w:p>
+    <w:p>
+      <w:r>
+        <w:rPr>
+          <w:rFonts w:hint="eastAsia"/>
+        </w:rPr>
+        <w:t>【</w:t>
+      </w:r>
+      <w:r>
+        <w:rPr>
+          <w:rFonts w:hint="eastAsia"/>
+        </w:rPr>
+        <w:t>Example</w:t>
+      </w:r>
+      <w:r>
+        <w:t xml:space="preserve"> 1</w:t>
+      </w:r>
+      <w:r>
+        <w:rPr>
+          <w:rFonts w:hint="eastAsia"/>
+        </w:rPr>
+        <w:t>】</w:t>
+      </w:r>
+      <w:r>
+        <w:rPr>
+          <w:rFonts w:hint="eastAsia"/>
+        </w:rPr>
+        <w:t>有索引全匹配时</w:t>
+      </w:r>
+      <w:r>
+        <w:rPr>
+          <w:rFonts w:hint="eastAsia"/>
+        </w:rPr>
+        <w:t>（索引的全部字段都包含在查询条件中）</w:t>
+      </w:r>
+      <w:r>
+        <w:rPr>
+          <w:rFonts w:hint="eastAsia"/>
+        </w:rPr>
+        <w:t>，一定会用索引扫描，会选择最长的全匹配索引</w:t>
+      </w:r>
+    </w:p>
+    <w:p>
+      <w:r>
+        <w:rPr>
+          <w:rFonts w:hint="eastAsia"/>
+        </w:rPr>
+        <w:t>场景</w:t>
+      </w:r>
+      <w:r>
+        <w:rPr>
+          <w:rFonts w:hint="eastAsia"/>
+        </w:rPr>
+        <w:t xml:space="preserve"> 1</w:t>
+      </w:r>
+      <w:r>
+        <w:rPr>
+          <w:rFonts w:hint="eastAsia"/>
+        </w:rPr>
+        <w:t>：</w:t>
+      </w:r>
+    </w:p>
+    <w:p>
+      <w:r>
+        <w:rPr>
+          <w:rFonts w:hint="eastAsia"/>
+        </w:rPr>
+        <w:t>索引</w:t>
+      </w:r>
+      <w:r>
+        <w:rPr>
+          <w:rFonts w:hint="eastAsia"/>
+        </w:rPr>
+        <w:t xml:space="preserve"> </w:t>
+      </w:r>
+    </w:p>
+    <w:p>
+      <w:r>
+        <w:rPr>
+          <w:rFonts w:hint="eastAsia"/>
+        </w:rPr>
+        <w:t>{</w:t>
+      </w:r>
+      <w:r>
+        <w:t>“idx</w:t>
+      </w:r>
+      <w:r>
+        <w:t>1</w:t>
+      </w:r>
+      <w:r>
+        <w:t>”, {a:1}}</w:t>
+      </w:r>
+    </w:p>
+    <w:p>
+      <w:r>
+        <w:t>{“idx2”, {a:1, b:1}}</w:t>
+      </w:r>
+    </w:p>
+    <w:p>
+      <w:r>
+        <w:t>{“idx3”, {a:1, b:1</w:t>
+      </w:r>
+      <w:r>
+        <w:rPr>
+          <w:rFonts w:hint="eastAsia"/>
+        </w:rPr>
+        <w:t>, c:1</w:t>
+      </w:r>
+      <w:r>
+        <w:t>}}</w:t>
+      </w:r>
+    </w:p>
+    <w:p>
+      <w:r>
+        <w:rPr>
+          <w:rFonts w:hint="eastAsia"/>
+        </w:rPr>
+        <w:t>查询语句：</w:t>
+      </w:r>
+    </w:p>
+    <w:p>
+      <w:r>
+        <w:t>cl.find({a:1})</w:t>
+      </w:r>
+      <w:r>
+        <w:rPr>
+          <w:rFonts w:hint="eastAsia"/>
+        </w:rPr>
+        <w:t>：使用索引</w:t>
+      </w:r>
+      <w:r>
+        <w:rPr>
+          <w:rFonts w:hint="eastAsia"/>
+        </w:rPr>
+        <w:t xml:space="preserve"> idx</w:t>
+      </w:r>
+      <w:r>
+        <w:t>1</w:t>
+      </w:r>
+    </w:p>
+    <w:p>
+      <w:r>
+        <w:t>cl.find({a:1, b:2})</w:t>
+      </w:r>
+      <w:r>
+        <w:rPr>
+          <w:rFonts w:hint="eastAsia"/>
+        </w:rPr>
+        <w:t>：使用索引</w:t>
+      </w:r>
+      <w:r>
+        <w:rPr>
+          <w:rFonts w:hint="eastAsia"/>
+        </w:rPr>
+        <w:t xml:space="preserve"> idx</w:t>
+      </w:r>
+      <w:r>
+        <w:t>2</w:t>
+      </w:r>
+    </w:p>
+    <w:p>
+      <w:r>
+        <w:t>cl.find({a:1, b:2, c:3})</w:t>
+      </w:r>
+      <w:r>
+        <w:rPr>
+          <w:rFonts w:hint="eastAsia"/>
+        </w:rPr>
+        <w:t>：使用索引</w:t>
+      </w:r>
+      <w:r>
+        <w:rPr>
+          <w:rFonts w:hint="eastAsia"/>
+        </w:rPr>
+        <w:t xml:space="preserve"> idx</w:t>
+      </w:r>
+      <w:r>
+        <w:t>3</w:t>
+      </w:r>
+    </w:p>
+    <w:p/>
+    <w:p>
+      <w:r>
+        <w:rPr>
+          <w:rFonts w:hint="eastAsia"/>
+        </w:rPr>
         <w:lastRenderedPageBreak/>
-        <w:t>示例</w:t>
-      </w:r>
-    </w:p>
-    <w:p>
-      <w:r>
-        <w:rPr>
-          <w:rFonts w:hint="eastAsia"/>
-        </w:rPr>
         <w:t>【</w:t>
       </w:r>
       <w:r>
@@ -692,7 +1160,10 @@
         <w:t>Example</w:t>
       </w:r>
       <w:r>
-        <w:t xml:space="preserve"> 1</w:t>
+        <w:t xml:space="preserve"> </w:t>
+      </w:r>
+      <w:r>
+        <w:t>2</w:t>
       </w:r>
       <w:r>
         <w:rPr>
@@ -704,19 +1175,13 @@
         <w:rPr>
           <w:rFonts w:hint="eastAsia"/>
         </w:rPr>
-        <w:t>有索引全匹配时</w:t>
-      </w:r>
-      <w:r>
-        <w:rPr>
-          <w:rFonts w:hint="eastAsia"/>
-        </w:rPr>
-        <w:t>（索引的全部字段都包含在查询条件中）</w:t>
-      </w:r>
-      <w:r>
-        <w:rPr>
-          <w:rFonts w:hint="eastAsia"/>
-        </w:rPr>
-        <w:t>，一定会用索引扫描，会选择最长的全匹配索引</w:t>
+        <w:t>有多个索引包含（从索引包含字段的第一个字段开始）查询条件中的全部字段</w:t>
+      </w:r>
+      <w:r>
+        <w:rPr>
+          <w:rFonts w:hint="eastAsia"/>
+        </w:rPr>
+        <w:t>时，选择最短字段数最少的索引</w:t>
       </w:r>
     </w:p>
     <w:p>
@@ -730,7 +1195,7 @@
         <w:rPr>
           <w:rFonts w:hint="eastAsia"/>
         </w:rPr>
-        <w:t xml:space="preserve"> 1</w:t>
+        <w:t>1</w:t>
       </w:r>
       <w:r>
         <w:rPr>
@@ -746,12 +1211,549 @@
         </w:rPr>
         <w:t>索引</w:t>
       </w:r>
-      <w:r>
-        <w:rPr>
-          <w:rFonts w:hint="eastAsia"/>
-        </w:rPr>
+    </w:p>
+    <w:p>
+      <w:r>
+        <w:t>{“idx1”, {a:1}}</w:t>
+      </w:r>
+    </w:p>
+    <w:p>
+      <w:r>
+        <w:t>{“idx2”, {a:1, b:1}}</w:t>
+      </w:r>
+    </w:p>
+    <w:p>
+      <w:r>
+        <w:t>{“idx3”, {a:1, b:1, c:1}}</w:t>
+      </w:r>
+    </w:p>
+    <w:p>
+      <w:r>
+        <w:t>{“idx4”, {a:1, b:1, c:1, d:1}}</w:t>
+      </w:r>
+    </w:p>
+    <w:p>
+      <w:r>
+        <w:rPr>
+          <w:rFonts w:hint="eastAsia"/>
+        </w:rPr>
+        <w:t>查询语句：</w:t>
+      </w:r>
+    </w:p>
+    <w:p>
+      <w:r>
+        <w:rPr>
+          <w:rFonts w:hint="eastAsia"/>
+        </w:rPr>
+        <w:t>cl.find(</w:t>
+      </w:r>
+      <w:r>
+        <w:t>{a:1}</w:t>
+      </w:r>
+      <w:r>
+        <w:rPr>
+          <w:rFonts w:hint="eastAsia"/>
+        </w:rPr>
+        <w:t>)</w:t>
+      </w:r>
+      <w:r>
+        <w:rPr>
+          <w:rFonts w:hint="eastAsia"/>
+        </w:rPr>
+        <w:t>：使用索引</w:t>
+      </w:r>
+      <w:r>
+        <w:rPr>
+          <w:rFonts w:hint="eastAsia"/>
+        </w:rPr>
+        <w:t xml:space="preserve"> idx1</w:t>
+      </w:r>
+      <w:r>
+        <w:rPr>
+          <w:rFonts w:hint="eastAsia"/>
+        </w:rPr>
+        <w:t>，不使用其它索引</w:t>
+      </w:r>
+    </w:p>
+    <w:p>
+      <w:r>
+        <w:rPr>
+          <w:rFonts w:hint="eastAsia"/>
+        </w:rPr>
+        <w:t>cl.find(</w:t>
+      </w:r>
+      <w:r>
+        <w:t>{a:1, b:1}</w:t>
+      </w:r>
+      <w:r>
+        <w:rPr>
+          <w:rFonts w:hint="eastAsia"/>
+        </w:rPr>
+        <w:t>)</w:t>
+      </w:r>
+      <w:r>
+        <w:rPr>
+          <w:rFonts w:hint="eastAsia"/>
+        </w:rPr>
+        <w:t>：使用索引</w:t>
+      </w:r>
+      <w:r>
+        <w:rPr>
+          <w:rFonts w:hint="eastAsia"/>
+        </w:rPr>
+        <w:t xml:space="preserve">  idx2</w:t>
+      </w:r>
+      <w:r>
+        <w:rPr>
+          <w:rFonts w:hint="eastAsia"/>
+        </w:rPr>
+        <w:t>，不使用索引</w:t>
+      </w:r>
+      <w:r>
+        <w:rPr>
+          <w:rFonts w:hint="eastAsia"/>
+        </w:rPr>
+        <w:t xml:space="preserve"> idx3</w:t>
+      </w:r>
+      <w:r>
+        <w:rPr>
+          <w:rFonts w:hint="eastAsia"/>
+        </w:rPr>
+        <w:t>，</w:t>
+      </w:r>
+      <w:r>
+        <w:rPr>
+          <w:rFonts w:hint="eastAsia"/>
+        </w:rPr>
+        <w:t>idx4</w:t>
+      </w:r>
+    </w:p>
+    <w:p>
+      <w:r>
+        <w:t>cl.find({a:1, b:1, c:1})</w:t>
+      </w:r>
+      <w:r>
+        <w:rPr>
+          <w:rFonts w:hint="eastAsia"/>
+        </w:rPr>
+        <w:t>：使用索引</w:t>
+      </w:r>
+      <w:r>
+        <w:rPr>
+          <w:rFonts w:hint="eastAsia"/>
+        </w:rPr>
+        <w:t xml:space="preserve"> idx3</w:t>
+      </w:r>
+      <w:r>
+        <w:rPr>
+          <w:rFonts w:hint="eastAsia"/>
+        </w:rPr>
+        <w:t>，不使用索引</w:t>
+      </w:r>
+      <w:r>
+        <w:rPr>
+          <w:rFonts w:hint="eastAsia"/>
+        </w:rPr>
+        <w:t xml:space="preserve"> idx4</w:t>
+      </w:r>
+    </w:p>
+    <w:p/>
+    <w:p>
+      <w:r>
+        <w:rPr>
+          <w:rFonts w:hint="eastAsia"/>
+        </w:rPr>
+        <w:t>【</w:t>
+      </w:r>
+      <w:r>
+        <w:rPr>
+          <w:rFonts w:hint="eastAsia"/>
+        </w:rPr>
+        <w:t>Example</w:t>
+      </w:r>
+      <w:r>
         <w:t xml:space="preserve"> </w:t>
       </w:r>
+      <w:r>
+        <w:t>3</w:t>
+      </w:r>
+      <w:r>
+        <w:rPr>
+          <w:rFonts w:hint="eastAsia"/>
+        </w:rPr>
+        <w:t>】</w:t>
+      </w:r>
+      <w:r>
+        <w:rPr>
+          <w:rFonts w:hint="eastAsia"/>
+        </w:rPr>
+        <w:t>有多个索引与查询条件部分匹配时，优先选择匹配字段数更多的索引</w:t>
+      </w:r>
+    </w:p>
+    <w:p>
+      <w:r>
+        <w:rPr>
+          <w:rFonts w:hint="eastAsia"/>
+        </w:rPr>
+        <w:t>索引：</w:t>
+      </w:r>
+    </w:p>
+    <w:p>
+      <w:r>
+        <w:t>{“idx1</w:t>
+      </w:r>
+      <w:r>
+        <w:rPr>
+          <w:rFonts w:hint="eastAsia"/>
+        </w:rPr>
+        <w:t>“</w:t>
+      </w:r>
+      <w:r>
+        <w:rPr>
+          <w:rFonts w:hint="eastAsia"/>
+        </w:rPr>
+        <w:t>, {</w:t>
+      </w:r>
+      <w:r>
+        <w:t>a:1, b:1, c:1, d:1, h:1</w:t>
+      </w:r>
+      <w:r>
+        <w:rPr>
+          <w:rFonts w:hint="eastAsia"/>
+        </w:rPr>
+        <w:t>}</w:t>
+      </w:r>
+      <w:r>
+        <w:t>}</w:t>
+      </w:r>
+    </w:p>
+    <w:p>
+      <w:r>
+        <w:t>{“idx2”, {a:1, b:1, c:1, f:1</w:t>
+      </w:r>
+      <w:r>
+        <w:t>, h:1</w:t>
+      </w:r>
+      <w:r>
+        <w:t>}}</w:t>
+      </w:r>
+    </w:p>
+    <w:p>
+      <w:r>
+        <w:rPr>
+          <w:rFonts w:hint="eastAsia"/>
+        </w:rPr>
+        <w:t>查询语句：</w:t>
+      </w:r>
+    </w:p>
+    <w:p>
+      <w:r>
+        <w:t>cl.find({a:1, b:1, c:1, d:1})</w:t>
+      </w:r>
+      <w:r>
+        <w:rPr>
+          <w:rFonts w:hint="eastAsia"/>
+        </w:rPr>
+        <w:t>：使用索引</w:t>
+      </w:r>
+      <w:r>
+        <w:rPr>
+          <w:rFonts w:hint="eastAsia"/>
+        </w:rPr>
+        <w:t xml:space="preserve"> idx1</w:t>
+      </w:r>
+    </w:p>
+    <w:p/>
+    <w:p>
+      <w:r>
+        <w:rPr>
+          <w:rFonts w:hint="eastAsia"/>
+        </w:rPr>
+        <w:t>【</w:t>
+      </w:r>
+      <w:r>
+        <w:rPr>
+          <w:rFonts w:hint="eastAsia"/>
+        </w:rPr>
+        <w:t>Example</w:t>
+      </w:r>
+      <w:r>
+        <w:t xml:space="preserve"> </w:t>
+      </w:r>
+      <w:r>
+        <w:t>4</w:t>
+      </w:r>
+      <w:r>
+        <w:rPr>
+          <w:rFonts w:hint="eastAsia"/>
+        </w:rPr>
+        <w:t>】</w:t>
+      </w:r>
+      <w:r>
+        <w:rPr>
+          <w:rFonts w:hint="eastAsia"/>
+        </w:rPr>
+        <w:t>有多个索引与查询条件部分匹配，且匹配字段个数相等时，优先使用索引字段数较少的索引</w:t>
+      </w:r>
+    </w:p>
+    <w:p>
+      <w:r>
+        <w:rPr>
+          <w:rFonts w:hint="eastAsia"/>
+        </w:rPr>
+        <w:t>索引：</w:t>
+      </w:r>
+    </w:p>
+    <w:p>
+      <w:r>
+        <w:t>{“idx1</w:t>
+      </w:r>
+      <w:r>
+        <w:rPr>
+          <w:rFonts w:hint="eastAsia"/>
+        </w:rPr>
+        <w:t>“</w:t>
+      </w:r>
+      <w:r>
+        <w:rPr>
+          <w:rFonts w:hint="eastAsia"/>
+        </w:rPr>
+        <w:t>, {</w:t>
+      </w:r>
+      <w:r>
+        <w:t>a:1, b:1, c:1, d:1, h:1</w:t>
+      </w:r>
+      <w:r>
+        <w:rPr>
+          <w:rFonts w:hint="eastAsia"/>
+        </w:rPr>
+        <w:t>}</w:t>
+      </w:r>
+      <w:r>
+        <w:t>}</w:t>
+      </w:r>
+    </w:p>
+    <w:p>
+      <w:r>
+        <w:t>{“idx2”, {a:1, b:1, c:1, f:1}}</w:t>
+      </w:r>
+    </w:p>
+    <w:p>
+      <w:r>
+        <w:rPr>
+          <w:rFonts w:hint="eastAsia"/>
+        </w:rPr>
+        <w:t>查询语句：</w:t>
+      </w:r>
+    </w:p>
+    <w:p>
+      <w:r>
+        <w:t>cl.find({a:1, b:1, c:</w:t>
+      </w:r>
+      <w:r>
+        <w:t>1</w:t>
+      </w:r>
+      <w:r>
+        <w:t>})</w:t>
+      </w:r>
+      <w:r>
+        <w:rPr>
+          <w:rFonts w:hint="eastAsia"/>
+        </w:rPr>
+        <w:t>：使用索引</w:t>
+      </w:r>
+      <w:r>
+        <w:rPr>
+          <w:rFonts w:hint="eastAsia"/>
+        </w:rPr>
+        <w:t xml:space="preserve"> idx2</w:t>
+      </w:r>
+    </w:p>
+    <w:p/>
+    <w:p>
+      <w:r>
+        <w:rPr>
+          <w:rFonts w:hint="eastAsia"/>
+        </w:rPr>
+        <w:lastRenderedPageBreak/>
+        <w:t>【</w:t>
+      </w:r>
+      <w:r>
+        <w:rPr>
+          <w:rFonts w:hint="eastAsia"/>
+        </w:rPr>
+        <w:t>Example</w:t>
+      </w:r>
+      <w:r>
+        <w:t xml:space="preserve"> </w:t>
+      </w:r>
+      <w:r>
+        <w:t>5</w:t>
+      </w:r>
+      <w:r>
+        <w:rPr>
+          <w:rFonts w:hint="eastAsia"/>
+        </w:rPr>
+        <w:t>】有多个索引与查询条件匹配字段个数相等，且索引定义字段个数也相等时，选择其中较早定义的索引</w:t>
+      </w:r>
+    </w:p>
+    <w:p>
+      <w:r>
+        <w:rPr>
+          <w:rFonts w:hint="eastAsia"/>
+        </w:rPr>
+        <w:t>索引：</w:t>
+      </w:r>
+    </w:p>
+    <w:p>
+      <w:r>
+        <w:t>{“idx1</w:t>
+      </w:r>
+      <w:r>
+        <w:rPr>
+          <w:rFonts w:hint="eastAsia"/>
+        </w:rPr>
+        <w:t>“</w:t>
+      </w:r>
+      <w:r>
+        <w:rPr>
+          <w:rFonts w:hint="eastAsia"/>
+        </w:rPr>
+        <w:t>, {</w:t>
+      </w:r>
+      <w:r>
+        <w:t>a:1, b:1, c:1</w:t>
+      </w:r>
+      <w:r>
+        <w:rPr>
+          <w:rFonts w:hint="eastAsia"/>
+        </w:rPr>
+        <w:t>}</w:t>
+      </w:r>
+      <w:r>
+        <w:t>}</w:t>
+      </w:r>
+    </w:p>
+    <w:p>
+      <w:r>
+        <w:t xml:space="preserve">{“idx2”, {a:1, b:1, </w:t>
+      </w:r>
+      <w:r>
+        <w:rPr>
+          <w:rFonts w:hint="eastAsia"/>
+        </w:rPr>
+        <w:t>d</w:t>
+      </w:r>
+      <w:r>
+        <w:t>:1}}</w:t>
+      </w:r>
+    </w:p>
+    <w:p>
+      <w:r>
+        <w:rPr>
+          <w:rFonts w:hint="eastAsia"/>
+        </w:rPr>
+        <w:t>查询语句：</w:t>
+      </w:r>
+    </w:p>
+    <w:p>
+      <w:r>
+        <w:rPr>
+          <w:rFonts w:hint="eastAsia"/>
+        </w:rPr>
+        <w:t>cl.find(</w:t>
+      </w:r>
+      <w:r>
+        <w:t>{a:1, b:1}</w:t>
+      </w:r>
+      <w:r>
+        <w:rPr>
+          <w:rFonts w:hint="eastAsia"/>
+        </w:rPr>
+        <w:t>)</w:t>
+      </w:r>
+      <w:r>
+        <w:rPr>
+          <w:rFonts w:hint="eastAsia"/>
+        </w:rPr>
+        <w:t>：使用索引</w:t>
+      </w:r>
+      <w:r>
+        <w:rPr>
+          <w:rFonts w:hint="eastAsia"/>
+        </w:rPr>
+        <w:t xml:space="preserve"> idx1</w:t>
+      </w:r>
+    </w:p>
+    <w:p>
+      <w:r>
+        <w:rPr>
+          <w:rFonts w:hint="eastAsia"/>
+        </w:rPr>
+        <w:t>删除并重建</w:t>
+      </w:r>
+      <w:r>
+        <w:rPr>
+          <w:rFonts w:hint="eastAsia"/>
+        </w:rPr>
+        <w:t xml:space="preserve"> idx1</w:t>
+      </w:r>
+      <w:r>
+        <w:rPr>
+          <w:rFonts w:hint="eastAsia"/>
+        </w:rPr>
+        <w:t>，再次执行</w:t>
+      </w:r>
+      <w:r>
+        <w:rPr>
+          <w:rFonts w:hint="eastAsia"/>
+        </w:rPr>
+        <w:t xml:space="preserve"> </w:t>
+      </w:r>
+      <w:r>
+        <w:t>find()</w:t>
+      </w:r>
+      <w:r>
+        <w:rPr>
+          <w:rFonts w:hint="eastAsia"/>
+        </w:rPr>
+        <w:t>，使用索引</w:t>
+      </w:r>
+      <w:r>
+        <w:rPr>
+          <w:rFonts w:hint="eastAsia"/>
+        </w:rPr>
+        <w:t xml:space="preserve"> idx2</w:t>
+      </w:r>
+    </w:p>
+    <w:p/>
+    <w:p>
+      <w:r>
+        <w:rPr>
+          <w:rFonts w:hint="eastAsia"/>
+        </w:rPr>
+        <w:t>【</w:t>
+      </w:r>
+      <w:r>
+        <w:rPr>
+          <w:rFonts w:hint="eastAsia"/>
+        </w:rPr>
+        <w:t>Example6</w:t>
+      </w:r>
+      <w:r>
+        <w:rPr>
+          <w:rFonts w:hint="eastAsia"/>
+        </w:rPr>
+        <w:t>】表扫描与索引扫描的选择</w:t>
+      </w:r>
+    </w:p>
+    <w:p>
+      <w:r>
+        <w:rPr>
+          <w:rFonts w:hint="eastAsia"/>
+        </w:rPr>
+        <w:t>索引：</w:t>
+      </w:r>
     </w:p>
     <w:p>
       <w:r>
@@ -761,32 +1763,13 @@
         <w:t>{</w:t>
       </w:r>
       <w:r>
-        <w:t>“idx</w:t>
-      </w:r>
-      <w:r>
-        <w:t>1</w:t>
-      </w:r>
-      <w:r>
-        <w:t>”, {a:1}}</w:t>
-      </w:r>
-    </w:p>
-    <w:p>
-      <w:r>
-        <w:t>{“idx2”, {a:1, b:1}}</w:t>
-      </w:r>
-    </w:p>
-    <w:p>
-      <w:r>
-        <w:t>{“idx3”, {a:1, b:1</w:t>
-      </w:r>
-      <w:r>
-        <w:rPr>
-          <w:rFonts w:hint="eastAsia"/>
-        </w:rPr>
-        <w:t>, c:1</w:t>
-      </w:r>
-      <w:r>
-        <w:t>}}</w:t>
+        <w:t>“idx1”, {a:1, b:1, c:1, d:1, e:1, f:1, g:1, h:1</w:t>
+      </w:r>
+      <w:r>
+        <w:rPr>
+          <w:rFonts w:hint="eastAsia"/>
+        </w:rPr>
+        <w:t>}</w:t>
       </w:r>
     </w:p>
     <w:p>
@@ -799,157 +1782,13 @@
     </w:p>
     <w:p>
       <w:r>
-        <w:t>cl.find({a:1})</w:t>
-      </w:r>
-      <w:r>
-        <w:rPr>
-          <w:rFonts w:hint="eastAsia"/>
-        </w:rPr>
-        <w:t>：使用索引</w:t>
-      </w:r>
-      <w:r>
-        <w:rPr>
-          <w:rFonts w:hint="eastAsia"/>
-        </w:rPr>
-        <w:t xml:space="preserve"> idx</w:t>
-      </w:r>
-      <w:r>
-        <w:t>1</w:t>
-      </w:r>
-    </w:p>
-    <w:p>
-      <w:r>
-        <w:t>cl.find({a:1, b:2})</w:t>
-      </w:r>
-      <w:r>
-        <w:rPr>
-          <w:rFonts w:hint="eastAsia"/>
-        </w:rPr>
-        <w:t>：使用索引</w:t>
-      </w:r>
-      <w:r>
-        <w:rPr>
-          <w:rFonts w:hint="eastAsia"/>
-        </w:rPr>
-        <w:t xml:space="preserve"> idx</w:t>
-      </w:r>
-      <w:r>
-        <w:t>2</w:t>
-      </w:r>
-    </w:p>
-    <w:p>
-      <w:r>
-        <w:t>cl.find({a:1, b:2, c:3})</w:t>
-      </w:r>
-      <w:r>
-        <w:rPr>
-          <w:rFonts w:hint="eastAsia"/>
-        </w:rPr>
-        <w:t>：使用索引</w:t>
-      </w:r>
-      <w:r>
-        <w:rPr>
-          <w:rFonts w:hint="eastAsia"/>
-        </w:rPr>
-        <w:t xml:space="preserve"> idx</w:t>
-      </w:r>
-      <w:r>
-        <w:t>3</w:t>
-      </w:r>
-    </w:p>
-    <w:p/>
-    <w:p>
-      <w:r>
-        <w:rPr>
-          <w:rFonts w:hint="eastAsia"/>
-        </w:rPr>
-        <w:t>【</w:t>
-      </w:r>
-      <w:r>
-        <w:rPr>
-          <w:rFonts w:hint="eastAsia"/>
-        </w:rPr>
-        <w:t>Example</w:t>
-      </w:r>
-      <w:r>
-        <w:t xml:space="preserve"> </w:t>
-      </w:r>
-      <w:r>
-        <w:t>2</w:t>
-      </w:r>
-      <w:r>
-        <w:rPr>
-          <w:rFonts w:hint="eastAsia"/>
-        </w:rPr>
-        <w:t>】</w:t>
-      </w:r>
-      <w:r>
-        <w:rPr>
-          <w:rFonts w:hint="eastAsia"/>
-        </w:rPr>
-        <w:t>有多个索引包含（从索引包含字段的第一个字段开始）查询条件中的全部字段</w:t>
-      </w:r>
-      <w:r>
-        <w:rPr>
-          <w:rFonts w:hint="eastAsia"/>
-        </w:rPr>
-        <w:t>时，选择最短字段数最少的索引</w:t>
-      </w:r>
-    </w:p>
-    <w:p>
-      <w:r>
-        <w:rPr>
-          <w:rFonts w:hint="eastAsia"/>
-        </w:rPr>
-        <w:t>场景</w:t>
-      </w:r>
-      <w:r>
-        <w:rPr>
-          <w:rFonts w:hint="eastAsia"/>
-        </w:rPr>
-        <w:t>1</w:t>
-      </w:r>
-      <w:r>
-        <w:rPr>
-          <w:rFonts w:hint="eastAsia"/>
-        </w:rPr>
-        <w:t>：</w:t>
-      </w:r>
-    </w:p>
-    <w:p>
-      <w:r>
-        <w:rPr>
-          <w:rFonts w:hint="eastAsia"/>
-        </w:rPr>
-        <w:t>索引</w:t>
-      </w:r>
-    </w:p>
-    <w:p>
-      <w:r>
-        <w:t>{“idx1”, {a:1}}</w:t>
-      </w:r>
-    </w:p>
-    <w:p>
-      <w:r>
-        <w:t>{“idx2”, {a:1, b:1}}</w:t>
-      </w:r>
-    </w:p>
-    <w:p>
-      <w:r>
-        <w:t>{“idx3”, {a:1, b:1, c:1}}</w:t>
-      </w:r>
-    </w:p>
-    <w:p>
-      <w:r>
-        <w:t>{“idx4”, {a:1, b:1, c:1, d:1}}</w:t>
-      </w:r>
-    </w:p>
-    <w:p>
-      <w:r>
-        <w:rPr>
-          <w:rFonts w:hint="eastAsia"/>
-        </w:rPr>
-        <w:t>查询语句：</w:t>
+        <w:t>cl.find({a:1, x:1})</w:t>
+      </w:r>
+      <w:r>
+        <w:rPr>
+          <w:rFonts w:hint="eastAsia"/>
+        </w:rPr>
+        <w:t>：使用该索引</w:t>
       </w:r>
     </w:p>
     <w:p>
@@ -960,7 +1799,7 @@
         <w:t>cl.find(</w:t>
       </w:r>
       <w:r>
-        <w:t>{a:1}</w:t>
+        <w:t>{a:1, x:1, y:1}</w:t>
       </w:r>
       <w:r>
         <w:rPr>
@@ -972,566 +1811,8 @@
         <w:rPr>
           <w:rFonts w:hint="eastAsia"/>
         </w:rPr>
-        <w:t>：使用索引</w:t>
-      </w:r>
-      <w:r>
-        <w:rPr>
-          <w:rFonts w:hint="eastAsia"/>
-        </w:rPr>
-        <w:t xml:space="preserve"> idx1</w:t>
-      </w:r>
-      <w:r>
-        <w:rPr>
-          <w:rFonts w:hint="eastAsia"/>
-        </w:rPr>
-        <w:t>，不使用其它索引</w:t>
-      </w:r>
-    </w:p>
-    <w:p>
-      <w:r>
-        <w:rPr>
-          <w:rFonts w:hint="eastAsia"/>
-        </w:rPr>
-        <w:t>cl.find(</w:t>
-      </w:r>
-      <w:r>
-        <w:t>{a:1, b:1}</w:t>
-      </w:r>
-      <w:r>
-        <w:rPr>
-          <w:rFonts w:hint="eastAsia"/>
-        </w:rPr>
-        <w:t>)</w:t>
-      </w:r>
-      <w:r>
-        <w:rPr>
-          <w:rFonts w:hint="eastAsia"/>
-        </w:rPr>
-        <w:t>：使用索引</w:t>
-      </w:r>
-      <w:r>
-        <w:rPr>
-          <w:rFonts w:hint="eastAsia"/>
-        </w:rPr>
-        <w:t xml:space="preserve">  idx2</w:t>
-      </w:r>
-      <w:r>
-        <w:rPr>
-          <w:rFonts w:hint="eastAsia"/>
-        </w:rPr>
-        <w:t>，不使用索引</w:t>
-      </w:r>
-      <w:r>
-        <w:rPr>
-          <w:rFonts w:hint="eastAsia"/>
-        </w:rPr>
-        <w:t xml:space="preserve"> idx3</w:t>
-      </w:r>
-      <w:r>
-        <w:rPr>
-          <w:rFonts w:hint="eastAsia"/>
-        </w:rPr>
-        <w:t>，</w:t>
-      </w:r>
-      <w:r>
-        <w:rPr>
-          <w:rFonts w:hint="eastAsia"/>
-        </w:rPr>
-        <w:t>idx4</w:t>
-      </w:r>
-    </w:p>
-    <w:p>
-      <w:r>
-        <w:t>cl.find({a:1, b:1, c:1})</w:t>
-      </w:r>
-      <w:r>
-        <w:rPr>
-          <w:rFonts w:hint="eastAsia"/>
-        </w:rPr>
-        <w:t>：使用索引</w:t>
-      </w:r>
-      <w:r>
-        <w:rPr>
-          <w:rFonts w:hint="eastAsia"/>
-        </w:rPr>
-        <w:t xml:space="preserve"> idx3</w:t>
-      </w:r>
-      <w:r>
-        <w:rPr>
-          <w:rFonts w:hint="eastAsia"/>
-        </w:rPr>
-        <w:t>，不使用索引</w:t>
-      </w:r>
-      <w:r>
-        <w:rPr>
-          <w:rFonts w:hint="eastAsia"/>
-        </w:rPr>
-        <w:t xml:space="preserve"> idx4</w:t>
-      </w:r>
-    </w:p>
-    <w:p/>
-    <w:p>
-      <w:r>
-        <w:rPr>
-          <w:rFonts w:hint="eastAsia"/>
-        </w:rPr>
-        <w:t>【</w:t>
-      </w:r>
-      <w:r>
-        <w:rPr>
-          <w:rFonts w:hint="eastAsia"/>
-        </w:rPr>
-        <w:t>Example</w:t>
-      </w:r>
-      <w:r>
-        <w:t xml:space="preserve"> </w:t>
-      </w:r>
-      <w:r>
-        <w:t>3</w:t>
-      </w:r>
-      <w:r>
-        <w:rPr>
-          <w:rFonts w:hint="eastAsia"/>
-        </w:rPr>
-        <w:t>】</w:t>
-      </w:r>
-      <w:r>
-        <w:rPr>
-          <w:rFonts w:hint="eastAsia"/>
-        </w:rPr>
-        <w:t>有多个索引与查询条件部分匹配时，优先选择匹配字段数更多的索引</w:t>
-      </w:r>
-    </w:p>
-    <w:p>
-      <w:r>
-        <w:rPr>
-          <w:rFonts w:hint="eastAsia"/>
-        </w:rPr>
-        <w:t>索引：</w:t>
-      </w:r>
-    </w:p>
-    <w:p>
-      <w:r>
-        <w:lastRenderedPageBreak/>
-        <w:t>{“idx1</w:t>
-      </w:r>
-      <w:r>
-        <w:rPr>
-          <w:rFonts w:hint="eastAsia"/>
-        </w:rPr>
-        <w:t>“</w:t>
-      </w:r>
-      <w:r>
-        <w:rPr>
-          <w:rFonts w:hint="eastAsia"/>
-        </w:rPr>
-        <w:t>, {</w:t>
-      </w:r>
-      <w:r>
-        <w:t>a:1, b:1, c:1, d:1, h:1</w:t>
-      </w:r>
-      <w:r>
-        <w:rPr>
-          <w:rFonts w:hint="eastAsia"/>
-        </w:rPr>
-        <w:t>}</w:t>
-      </w:r>
-      <w:r>
-        <w:t>}</w:t>
-      </w:r>
-    </w:p>
-    <w:p>
-      <w:r>
-        <w:t>{“idx2”, {a:1, b:1, c:1, f:1</w:t>
-      </w:r>
-      <w:r>
-        <w:t>, h:1</w:t>
-      </w:r>
-      <w:r>
-        <w:t>}}</w:t>
-      </w:r>
-    </w:p>
-    <w:p>
-      <w:r>
-        <w:rPr>
-          <w:rFonts w:hint="eastAsia"/>
-        </w:rPr>
-        <w:t>查询语句：</w:t>
-      </w:r>
-    </w:p>
-    <w:p>
-      <w:r>
-        <w:t>cl.find({a:1, b:1, c:1, d:1})</w:t>
-      </w:r>
-      <w:r>
-        <w:rPr>
-          <w:rFonts w:hint="eastAsia"/>
-        </w:rPr>
-        <w:t>：使用索引</w:t>
-      </w:r>
-      <w:r>
-        <w:rPr>
-          <w:rFonts w:hint="eastAsia"/>
-        </w:rPr>
-        <w:t xml:space="preserve"> idx1</w:t>
-      </w:r>
-    </w:p>
-    <w:p/>
-    <w:p>
-      <w:r>
-        <w:rPr>
-          <w:rFonts w:hint="eastAsia"/>
-        </w:rPr>
-        <w:t>【</w:t>
-      </w:r>
-      <w:r>
-        <w:rPr>
-          <w:rFonts w:hint="eastAsia"/>
-        </w:rPr>
-        <w:t>Example</w:t>
-      </w:r>
-      <w:r>
-        <w:t xml:space="preserve"> </w:t>
-      </w:r>
-      <w:r>
-        <w:t>4</w:t>
-      </w:r>
-      <w:r>
-        <w:rPr>
-          <w:rFonts w:hint="eastAsia"/>
-        </w:rPr>
-        <w:t>】</w:t>
-      </w:r>
-      <w:r>
-        <w:rPr>
-          <w:rFonts w:hint="eastAsia"/>
-        </w:rPr>
-        <w:t>有多个索引与查询条件部分匹配，且匹配字段个数相等时，优先使用索引字段数较少的索引</w:t>
-      </w:r>
-    </w:p>
-    <w:p>
-      <w:r>
-        <w:rPr>
-          <w:rFonts w:hint="eastAsia"/>
-        </w:rPr>
-        <w:t>索引：</w:t>
-      </w:r>
-    </w:p>
-    <w:p>
-      <w:r>
-        <w:t>{“idx1</w:t>
-      </w:r>
-      <w:r>
-        <w:rPr>
-          <w:rFonts w:hint="eastAsia"/>
-        </w:rPr>
-        <w:t>“</w:t>
-      </w:r>
-      <w:r>
-        <w:rPr>
-          <w:rFonts w:hint="eastAsia"/>
-        </w:rPr>
-        <w:t>, {</w:t>
-      </w:r>
-      <w:r>
-        <w:t>a:1, b:1, c:1, d:1, h:1</w:t>
-      </w:r>
-      <w:r>
-        <w:rPr>
-          <w:rFonts w:hint="eastAsia"/>
-        </w:rPr>
-        <w:t>}</w:t>
-      </w:r>
-      <w:r>
-        <w:t>}</w:t>
-      </w:r>
-    </w:p>
-    <w:p>
-      <w:r>
-        <w:t>{“idx2”, {a:1, b:1, c:1, f:1}}</w:t>
-      </w:r>
-    </w:p>
-    <w:p>
-      <w:r>
-        <w:rPr>
-          <w:rFonts w:hint="eastAsia"/>
-        </w:rPr>
-        <w:t>查询语句：</w:t>
-      </w:r>
-    </w:p>
-    <w:p>
-      <w:r>
-        <w:t>cl.find({a:1, b:1, c:</w:t>
-      </w:r>
-      <w:r>
-        <w:t>1</w:t>
-      </w:r>
-      <w:r>
-        <w:t>})</w:t>
-      </w:r>
-      <w:r>
-        <w:rPr>
-          <w:rFonts w:hint="eastAsia"/>
-        </w:rPr>
-        <w:t>：使用索引</w:t>
-      </w:r>
-      <w:r>
-        <w:rPr>
-          <w:rFonts w:hint="eastAsia"/>
-        </w:rPr>
-        <w:t xml:space="preserve"> idx2</w:t>
-      </w:r>
-    </w:p>
-    <w:p/>
-    <w:p>
-      <w:r>
-        <w:rPr>
-          <w:rFonts w:hint="eastAsia"/>
-        </w:rPr>
-        <w:t>【</w:t>
-      </w:r>
-      <w:r>
-        <w:rPr>
-          <w:rFonts w:hint="eastAsia"/>
-        </w:rPr>
-        <w:t>Example</w:t>
-      </w:r>
-      <w:r>
-        <w:t xml:space="preserve"> </w:t>
-      </w:r>
-      <w:r>
-        <w:t>5</w:t>
-      </w:r>
-      <w:r>
-        <w:rPr>
-          <w:rFonts w:hint="eastAsia"/>
-        </w:rPr>
-        <w:t>】有多个索引与查询条件匹配字段个数相等，且索引定义字段个数也相等时，选择其中较早定义的索引</w:t>
-      </w:r>
-    </w:p>
-    <w:p>
-      <w:r>
-        <w:rPr>
-          <w:rFonts w:hint="eastAsia"/>
-        </w:rPr>
-        <w:t>索引：</w:t>
-      </w:r>
-    </w:p>
-    <w:p>
-      <w:r>
-        <w:t>{“idx1</w:t>
-      </w:r>
-      <w:r>
-        <w:rPr>
-          <w:rFonts w:hint="eastAsia"/>
-        </w:rPr>
-        <w:t>“</w:t>
-      </w:r>
-      <w:r>
-        <w:rPr>
-          <w:rFonts w:hint="eastAsia"/>
-        </w:rPr>
-        <w:t>, {</w:t>
-      </w:r>
-      <w:r>
-        <w:t>a:1, b:1, c:1</w:t>
-      </w:r>
-      <w:r>
-        <w:rPr>
-          <w:rFonts w:hint="eastAsia"/>
-        </w:rPr>
-        <w:t>}</w:t>
-      </w:r>
-      <w:r>
-        <w:t>}</w:t>
-      </w:r>
-    </w:p>
-    <w:p>
-      <w:r>
-        <w:t xml:space="preserve">{“idx2”, {a:1, b:1, </w:t>
-      </w:r>
-      <w:r>
-        <w:rPr>
-          <w:rFonts w:hint="eastAsia"/>
-        </w:rPr>
-        <w:t>d</w:t>
-      </w:r>
-      <w:r>
-        <w:t>:1}}</w:t>
-      </w:r>
-    </w:p>
-    <w:p>
-      <w:r>
-        <w:rPr>
-          <w:rFonts w:hint="eastAsia"/>
-        </w:rPr>
-        <w:t>查询语句：</w:t>
-      </w:r>
-    </w:p>
-    <w:p>
-      <w:r>
-        <w:rPr>
-          <w:rFonts w:hint="eastAsia"/>
-        </w:rPr>
-        <w:t>cl.find(</w:t>
-      </w:r>
-      <w:r>
-        <w:t>{a:1, b:1}</w:t>
-      </w:r>
-      <w:r>
-        <w:rPr>
-          <w:rFonts w:hint="eastAsia"/>
-        </w:rPr>
-        <w:t>)</w:t>
-      </w:r>
-      <w:r>
-        <w:rPr>
-          <w:rFonts w:hint="eastAsia"/>
-        </w:rPr>
-        <w:t>：使用索引</w:t>
-      </w:r>
-      <w:r>
-        <w:rPr>
-          <w:rFonts w:hint="eastAsia"/>
-        </w:rPr>
-        <w:t xml:space="preserve"> idx1</w:t>
-      </w:r>
-    </w:p>
-    <w:p>
-      <w:r>
-        <w:rPr>
-          <w:rFonts w:hint="eastAsia"/>
-        </w:rPr>
-        <w:t>删除并重建</w:t>
-      </w:r>
-      <w:r>
-        <w:rPr>
-          <w:rFonts w:hint="eastAsia"/>
-        </w:rPr>
-        <w:t xml:space="preserve"> idx1</w:t>
-      </w:r>
-      <w:r>
-        <w:rPr>
-          <w:rFonts w:hint="eastAsia"/>
-        </w:rPr>
-        <w:t>，再次执行</w:t>
-      </w:r>
-      <w:r>
-        <w:rPr>
-          <w:rFonts w:hint="eastAsia"/>
-        </w:rPr>
-        <w:t xml:space="preserve"> </w:t>
-      </w:r>
-      <w:r>
-        <w:t>find()</w:t>
-      </w:r>
-      <w:r>
-        <w:rPr>
-          <w:rFonts w:hint="eastAsia"/>
-        </w:rPr>
-        <w:t>，使用索引</w:t>
-      </w:r>
-      <w:r>
-        <w:rPr>
-          <w:rFonts w:hint="eastAsia"/>
-        </w:rPr>
-        <w:t xml:space="preserve"> idx2</w:t>
-      </w:r>
-    </w:p>
-    <w:p/>
-    <w:p>
-      <w:r>
-        <w:rPr>
-          <w:rFonts w:hint="eastAsia"/>
-        </w:rPr>
-        <w:t>【</w:t>
-      </w:r>
-      <w:r>
-        <w:rPr>
-          <w:rFonts w:hint="eastAsia"/>
-        </w:rPr>
-        <w:t>Example6</w:t>
-      </w:r>
-      <w:r>
-        <w:rPr>
-          <w:rFonts w:hint="eastAsia"/>
-        </w:rPr>
-        <w:t>】表扫描与索引扫描的选择</w:t>
-      </w:r>
-    </w:p>
-    <w:p>
-      <w:r>
-        <w:rPr>
-          <w:rFonts w:hint="eastAsia"/>
-        </w:rPr>
-        <w:t>索引：</w:t>
-      </w:r>
-    </w:p>
-    <w:p>
-      <w:r>
-        <w:rPr>
-          <w:rFonts w:hint="eastAsia"/>
-        </w:rPr>
-        <w:t>{</w:t>
-      </w:r>
-      <w:r>
-        <w:t>“idx1”, {a:1, b:1, c:1, d:1, e:1, f:1, g:1, h:1</w:t>
-      </w:r>
-      <w:r>
-        <w:rPr>
-          <w:rFonts w:hint="eastAsia"/>
-        </w:rPr>
-        <w:t>}</w:t>
-      </w:r>
-    </w:p>
-    <w:p>
-      <w:r>
-        <w:rPr>
-          <w:rFonts w:hint="eastAsia"/>
-        </w:rPr>
-        <w:t>查询语句：</w:t>
-      </w:r>
-    </w:p>
-    <w:p>
-      <w:r>
-        <w:t>cl.find({a:1, x:1})</w:t>
-      </w:r>
-      <w:r>
-        <w:rPr>
-          <w:rFonts w:hint="eastAsia"/>
-        </w:rPr>
-        <w:t>：使用该索引</w:t>
-      </w:r>
-    </w:p>
-    <w:p>
-      <w:pPr>
-        <w:rPr>
-          <w:rFonts w:hint="eastAsia"/>
-        </w:rPr>
-      </w:pPr>
-      <w:r>
-        <w:rPr>
-          <w:rFonts w:hint="eastAsia"/>
-        </w:rPr>
-        <w:t>cl.find(</w:t>
-      </w:r>
-      <w:r>
-        <w:t>{a:1, x:1, y:1}</w:t>
-      </w:r>
-      <w:r>
-        <w:rPr>
-          <w:rFonts w:hint="eastAsia"/>
-        </w:rPr>
-        <w:t>)</w:t>
-      </w:r>
-      <w:r>
-        <w:rPr>
-          <w:rFonts w:hint="eastAsia"/>
-        </w:rPr>
         <w:t>：使用表扫描</w:t>
       </w:r>
-      <w:bookmarkStart w:id="0" w:name="_GoBack"/>
-      <w:bookmarkEnd w:id="0"/>
     </w:p>
     <w:p/>
     <w:p/>
@@ -1600,6 +1881,95 @@
 <file path=word/numbering.xml><?xml version="1.0" encoding="utf-8"?>
 <w:numbering xmlns:wpc="http://schemas.microsoft.com/office/word/2010/wordprocessingCanvas" xmlns:cx="http://schemas.microsoft.com/office/drawing/2014/chartex" xmlns:mc="http://schemas.openxmlformats.org/markup-compatibility/2006" xmlns:o="urn:schemas-microsoft-com:office:office" xmlns:r="http://schemas.openxmlformats.org/officeDocument/2006/relationships" xmlns:m="http://schemas.openxmlformats.org/officeDocument/2006/math" xmlns:v="urn:schemas-microsoft-com:vml" xmlns:wp14="http://schemas.microsoft.com/office/word/2010/wordprocessingDrawing" xmlns:wp="http://schemas.openxmlformats.org/drawingml/2006/wordprocessingDrawing" xmlns:w10="urn:schemas-microsoft-com:office:word" xmlns:w="http://schemas.openxmlformats.org/wordprocessingml/2006/main" xmlns:w14="http://schemas.microsoft.com/office/word/2010/wordml" xmlns:w15="http://schemas.microsoft.com/office/word/2012/wordml" xmlns:w16se="http://schemas.microsoft.com/office/word/2015/wordml/symex" xmlns:wpg="http://schemas.microsoft.com/office/word/2010/wordprocessingGroup" xmlns:wpi="http://schemas.microsoft.com/office/word/2010/wordprocessingInk" xmlns:wne="http://schemas.microsoft.com/office/word/2006/wordml" xmlns:wps="http://schemas.microsoft.com/office/word/2010/wordprocessingShape" mc:Ignorable="w14 w15 w16se wp14">
   <w:abstractNum w:abstractNumId="0" w15:restartNumberingAfterBreak="0">
+    <w:nsid w:val="0A7E2E21"/>
+    <w:multiLevelType w:val="hybridMultilevel"/>
+    <w:tmpl w:val="9948F3B2"/>
+    <w:lvl w:ilvl="0" w:tplc="0409000F">
+      <w:start w:val="1"/>
+      <w:numFmt w:val="decimal"/>
+      <w:lvlText w:val="%1."/>
+      <w:lvlJc w:val="left"/>
+      <w:pPr>
+        <w:ind w:left="720" w:hanging="360"/>
+      </w:pPr>
+      <w:rPr>
+        <w:rFonts w:hint="default"/>
+      </w:rPr>
+    </w:lvl>
+    <w:lvl w:ilvl="1" w:tplc="04090019" w:tentative="1">
+      <w:start w:val="1"/>
+      <w:numFmt w:val="lowerLetter"/>
+      <w:lvlText w:val="%2."/>
+      <w:lvlJc w:val="left"/>
+      <w:pPr>
+        <w:ind w:left="1440" w:hanging="360"/>
+      </w:pPr>
+    </w:lvl>
+    <w:lvl w:ilvl="2" w:tplc="0409001B" w:tentative="1">
+      <w:start w:val="1"/>
+      <w:numFmt w:val="lowerRoman"/>
+      <w:lvlText w:val="%3."/>
+      <w:lvlJc w:val="right"/>
+      <w:pPr>
+        <w:ind w:left="2160" w:hanging="180"/>
+      </w:pPr>
+    </w:lvl>
+    <w:lvl w:ilvl="3" w:tplc="0409000F" w:tentative="1">
+      <w:start w:val="1"/>
+      <w:numFmt w:val="decimal"/>
+      <w:lvlText w:val="%4."/>
+      <w:lvlJc w:val="left"/>
+      <w:pPr>
+        <w:ind w:left="2880" w:hanging="360"/>
+      </w:pPr>
+    </w:lvl>
+    <w:lvl w:ilvl="4" w:tplc="04090019" w:tentative="1">
+      <w:start w:val="1"/>
+      <w:numFmt w:val="lowerLetter"/>
+      <w:lvlText w:val="%5."/>
+      <w:lvlJc w:val="left"/>
+      <w:pPr>
+        <w:ind w:left="3600" w:hanging="360"/>
+      </w:pPr>
+    </w:lvl>
+    <w:lvl w:ilvl="5" w:tplc="0409001B" w:tentative="1">
+      <w:start w:val="1"/>
+      <w:numFmt w:val="lowerRoman"/>
+      <w:lvlText w:val="%6."/>
+      <w:lvlJc w:val="right"/>
+      <w:pPr>
+        <w:ind w:left="4320" w:hanging="180"/>
+      </w:pPr>
+    </w:lvl>
+    <w:lvl w:ilvl="6" w:tplc="0409000F" w:tentative="1">
+      <w:start w:val="1"/>
+      <w:numFmt w:val="decimal"/>
+      <w:lvlText w:val="%7."/>
+      <w:lvlJc w:val="left"/>
+      <w:pPr>
+        <w:ind w:left="5040" w:hanging="360"/>
+      </w:pPr>
+    </w:lvl>
+    <w:lvl w:ilvl="7" w:tplc="04090019" w:tentative="1">
+      <w:start w:val="1"/>
+      <w:numFmt w:val="lowerLetter"/>
+      <w:lvlText w:val="%8."/>
+      <w:lvlJc w:val="left"/>
+      <w:pPr>
+        <w:ind w:left="5760" w:hanging="360"/>
+      </w:pPr>
+    </w:lvl>
+    <w:lvl w:ilvl="8" w:tplc="0409001B" w:tentative="1">
+      <w:start w:val="1"/>
+      <w:numFmt w:val="lowerRoman"/>
+      <w:lvlText w:val="%9."/>
+      <w:lvlJc w:val="right"/>
+      <w:pPr>
+        <w:ind w:left="6480" w:hanging="180"/>
+      </w:pPr>
+    </w:lvl>
+  </w:abstractNum>
+  <w:abstractNum w:abstractNumId="1" w15:restartNumberingAfterBreak="0">
     <w:nsid w:val="179B57A9"/>
     <w:multiLevelType w:val="hybridMultilevel"/>
     <w:tmpl w:val="9476F0E0"/>
@@ -1688,8 +2058,243 @@
       </w:pPr>
     </w:lvl>
   </w:abstractNum>
+  <w:abstractNum w:abstractNumId="2" w15:restartNumberingAfterBreak="0">
+    <w:nsid w:val="444957C0"/>
+    <w:multiLevelType w:val="hybridMultilevel"/>
+    <w:tmpl w:val="3F6C9BA8"/>
+    <w:lvl w:ilvl="0" w:tplc="04090001">
+      <w:start w:val="1"/>
+      <w:numFmt w:val="bullet"/>
+      <w:lvlText w:val=""/>
+      <w:lvlJc w:val="left"/>
+      <w:pPr>
+        <w:ind w:left="360" w:hanging="360"/>
+      </w:pPr>
+      <w:rPr>
+        <w:rFonts w:ascii="Symbol" w:hAnsi="Symbol" w:hint="default"/>
+      </w:rPr>
+    </w:lvl>
+    <w:lvl w:ilvl="1" w:tplc="04090003" w:tentative="1">
+      <w:start w:val="1"/>
+      <w:numFmt w:val="bullet"/>
+      <w:lvlText w:val="o"/>
+      <w:lvlJc w:val="left"/>
+      <w:pPr>
+        <w:ind w:left="1080" w:hanging="360"/>
+      </w:pPr>
+      <w:rPr>
+        <w:rFonts w:ascii="Courier New" w:hAnsi="Courier New" w:cs="Courier New" w:hint="default"/>
+      </w:rPr>
+    </w:lvl>
+    <w:lvl w:ilvl="2" w:tplc="04090005" w:tentative="1">
+      <w:start w:val="1"/>
+      <w:numFmt w:val="bullet"/>
+      <w:lvlText w:val=""/>
+      <w:lvlJc w:val="left"/>
+      <w:pPr>
+        <w:ind w:left="1800" w:hanging="360"/>
+      </w:pPr>
+      <w:rPr>
+        <w:rFonts w:ascii="Wingdings" w:hAnsi="Wingdings" w:hint="default"/>
+      </w:rPr>
+    </w:lvl>
+    <w:lvl w:ilvl="3" w:tplc="04090001" w:tentative="1">
+      <w:start w:val="1"/>
+      <w:numFmt w:val="bullet"/>
+      <w:lvlText w:val=""/>
+      <w:lvlJc w:val="left"/>
+      <w:pPr>
+        <w:ind w:left="2520" w:hanging="360"/>
+      </w:pPr>
+      <w:rPr>
+        <w:rFonts w:ascii="Symbol" w:hAnsi="Symbol" w:hint="default"/>
+      </w:rPr>
+    </w:lvl>
+    <w:lvl w:ilvl="4" w:tplc="04090003" w:tentative="1">
+      <w:start w:val="1"/>
+      <w:numFmt w:val="bullet"/>
+      <w:lvlText w:val="o"/>
+      <w:lvlJc w:val="left"/>
+      <w:pPr>
+        <w:ind w:left="3240" w:hanging="360"/>
+      </w:pPr>
+      <w:rPr>
+        <w:rFonts w:ascii="Courier New" w:hAnsi="Courier New" w:cs="Courier New" w:hint="default"/>
+      </w:rPr>
+    </w:lvl>
+    <w:lvl w:ilvl="5" w:tplc="04090005" w:tentative="1">
+      <w:start w:val="1"/>
+      <w:numFmt w:val="bullet"/>
+      <w:lvlText w:val=""/>
+      <w:lvlJc w:val="left"/>
+      <w:pPr>
+        <w:ind w:left="3960" w:hanging="360"/>
+      </w:pPr>
+      <w:rPr>
+        <w:rFonts w:ascii="Wingdings" w:hAnsi="Wingdings" w:hint="default"/>
+      </w:rPr>
+    </w:lvl>
+    <w:lvl w:ilvl="6" w:tplc="04090001" w:tentative="1">
+      <w:start w:val="1"/>
+      <w:numFmt w:val="bullet"/>
+      <w:lvlText w:val=""/>
+      <w:lvlJc w:val="left"/>
+      <w:pPr>
+        <w:ind w:left="4680" w:hanging="360"/>
+      </w:pPr>
+      <w:rPr>
+        <w:rFonts w:ascii="Symbol" w:hAnsi="Symbol" w:hint="default"/>
+      </w:rPr>
+    </w:lvl>
+    <w:lvl w:ilvl="7" w:tplc="04090003" w:tentative="1">
+      <w:start w:val="1"/>
+      <w:numFmt w:val="bullet"/>
+      <w:lvlText w:val="o"/>
+      <w:lvlJc w:val="left"/>
+      <w:pPr>
+        <w:ind w:left="5400" w:hanging="360"/>
+      </w:pPr>
+      <w:rPr>
+        <w:rFonts w:ascii="Courier New" w:hAnsi="Courier New" w:cs="Courier New" w:hint="default"/>
+      </w:rPr>
+    </w:lvl>
+    <w:lvl w:ilvl="8" w:tplc="04090005" w:tentative="1">
+      <w:start w:val="1"/>
+      <w:numFmt w:val="bullet"/>
+      <w:lvlText w:val=""/>
+      <w:lvlJc w:val="left"/>
+      <w:pPr>
+        <w:ind w:left="6120" w:hanging="360"/>
+      </w:pPr>
+      <w:rPr>
+        <w:rFonts w:ascii="Wingdings" w:hAnsi="Wingdings" w:hint="default"/>
+      </w:rPr>
+    </w:lvl>
+  </w:abstractNum>
+  <w:abstractNum w:abstractNumId="3" w15:restartNumberingAfterBreak="0">
+    <w:nsid w:val="4FB63CFF"/>
+    <w:multiLevelType w:val="hybridMultilevel"/>
+    <w:tmpl w:val="296461E2"/>
+    <w:lvl w:ilvl="0" w:tplc="04090001">
+      <w:start w:val="1"/>
+      <w:numFmt w:val="bullet"/>
+      <w:lvlText w:val=""/>
+      <w:lvlJc w:val="left"/>
+      <w:pPr>
+        <w:ind w:left="360" w:hanging="360"/>
+      </w:pPr>
+      <w:rPr>
+        <w:rFonts w:ascii="Symbol" w:hAnsi="Symbol" w:hint="default"/>
+      </w:rPr>
+    </w:lvl>
+    <w:lvl w:ilvl="1" w:tplc="04090003" w:tentative="1">
+      <w:start w:val="1"/>
+      <w:numFmt w:val="bullet"/>
+      <w:lvlText w:val="o"/>
+      <w:lvlJc w:val="left"/>
+      <w:pPr>
+        <w:ind w:left="1080" w:hanging="360"/>
+      </w:pPr>
+      <w:rPr>
+        <w:rFonts w:ascii="Courier New" w:hAnsi="Courier New" w:cs="Courier New" w:hint="default"/>
+      </w:rPr>
+    </w:lvl>
+    <w:lvl w:ilvl="2" w:tplc="04090005" w:tentative="1">
+      <w:start w:val="1"/>
+      <w:numFmt w:val="bullet"/>
+      <w:lvlText w:val=""/>
+      <w:lvlJc w:val="left"/>
+      <w:pPr>
+        <w:ind w:left="1800" w:hanging="360"/>
+      </w:pPr>
+      <w:rPr>
+        <w:rFonts w:ascii="Wingdings" w:hAnsi="Wingdings" w:hint="default"/>
+      </w:rPr>
+    </w:lvl>
+    <w:lvl w:ilvl="3" w:tplc="04090001" w:tentative="1">
+      <w:start w:val="1"/>
+      <w:numFmt w:val="bullet"/>
+      <w:lvlText w:val=""/>
+      <w:lvlJc w:val="left"/>
+      <w:pPr>
+        <w:ind w:left="2520" w:hanging="360"/>
+      </w:pPr>
+      <w:rPr>
+        <w:rFonts w:ascii="Symbol" w:hAnsi="Symbol" w:hint="default"/>
+      </w:rPr>
+    </w:lvl>
+    <w:lvl w:ilvl="4" w:tplc="04090003" w:tentative="1">
+      <w:start w:val="1"/>
+      <w:numFmt w:val="bullet"/>
+      <w:lvlText w:val="o"/>
+      <w:lvlJc w:val="left"/>
+      <w:pPr>
+        <w:ind w:left="3240" w:hanging="360"/>
+      </w:pPr>
+      <w:rPr>
+        <w:rFonts w:ascii="Courier New" w:hAnsi="Courier New" w:cs="Courier New" w:hint="default"/>
+      </w:rPr>
+    </w:lvl>
+    <w:lvl w:ilvl="5" w:tplc="04090005" w:tentative="1">
+      <w:start w:val="1"/>
+      <w:numFmt w:val="bullet"/>
+      <w:lvlText w:val=""/>
+      <w:lvlJc w:val="left"/>
+      <w:pPr>
+        <w:ind w:left="3960" w:hanging="360"/>
+      </w:pPr>
+      <w:rPr>
+        <w:rFonts w:ascii="Wingdings" w:hAnsi="Wingdings" w:hint="default"/>
+      </w:rPr>
+    </w:lvl>
+    <w:lvl w:ilvl="6" w:tplc="04090001" w:tentative="1">
+      <w:start w:val="1"/>
+      <w:numFmt w:val="bullet"/>
+      <w:lvlText w:val=""/>
+      <w:lvlJc w:val="left"/>
+      <w:pPr>
+        <w:ind w:left="4680" w:hanging="360"/>
+      </w:pPr>
+      <w:rPr>
+        <w:rFonts w:ascii="Symbol" w:hAnsi="Symbol" w:hint="default"/>
+      </w:rPr>
+    </w:lvl>
+    <w:lvl w:ilvl="7" w:tplc="04090003" w:tentative="1">
+      <w:start w:val="1"/>
+      <w:numFmt w:val="bullet"/>
+      <w:lvlText w:val="o"/>
+      <w:lvlJc w:val="left"/>
+      <w:pPr>
+        <w:ind w:left="5400" w:hanging="360"/>
+      </w:pPr>
+      <w:rPr>
+        <w:rFonts w:ascii="Courier New" w:hAnsi="Courier New" w:cs="Courier New" w:hint="default"/>
+      </w:rPr>
+    </w:lvl>
+    <w:lvl w:ilvl="8" w:tplc="04090005" w:tentative="1">
+      <w:start w:val="1"/>
+      <w:numFmt w:val="bullet"/>
+      <w:lvlText w:val=""/>
+      <w:lvlJc w:val="left"/>
+      <w:pPr>
+        <w:ind w:left="6120" w:hanging="360"/>
+      </w:pPr>
+      <w:rPr>
+        <w:rFonts w:ascii="Wingdings" w:hAnsi="Wingdings" w:hint="default"/>
+      </w:rPr>
+    </w:lvl>
+  </w:abstractNum>
   <w:num w:numId="1">
+    <w:abstractNumId w:val="1"/>
+  </w:num>
+  <w:num w:numId="2">
+    <w:abstractNumId w:val="2"/>
+  </w:num>
+  <w:num w:numId="3">
     <w:abstractNumId w:val="0"/>
+  </w:num>
+  <w:num w:numId="4">
+    <w:abstractNumId w:val="3"/>
   </w:num>
 </w:numbering>
 </file>
@@ -2517,7 +3122,7 @@
 </file>
 
 <file path=customXml/itemProps1.xml><?xml version="1.0" encoding="utf-8"?>
-<ds:datastoreItem xmlns:ds="http://schemas.openxmlformats.org/officeDocument/2006/customXml" ds:itemID="{D245655C-EF24-4A5B-A90B-704A3C6097E9}">
+<ds:datastoreItem xmlns:ds="http://schemas.openxmlformats.org/officeDocument/2006/customXml" ds:itemID="{D1578697-A3DC-4607-895E-FFB689A54DD8}">
   <ds:schemaRefs>
     <ds:schemaRef ds:uri="http://schemas.openxmlformats.org/officeDocument/2006/bibliography"/>
   </ds:schemaRefs>

--- a/internal_doc/03.开发设计/索引选择优化.docx
+++ b/internal_doc/03.开发设计/索引选择优化.docx
@@ -137,11 +137,6 @@
       </w:r>
     </w:p>
     <w:p>
-      <w:pPr>
-        <w:rPr>
-          <w:rFonts w:hint="eastAsia"/>
-        </w:rPr>
-      </w:pPr>
       <w:r>
         <w:rPr>
           <w:rFonts w:hint="eastAsia"/>
@@ -156,9 +151,6 @@
           <w:ilvl w:val="0"/>
           <w:numId w:val="4"/>
         </w:numPr>
-        <w:rPr>
-          <w:rFonts w:hint="eastAsia"/>
-        </w:rPr>
       </w:pPr>
       <w:r>
         <w:rPr>
@@ -286,19 +278,12 @@
       </w:r>
     </w:p>
     <w:p>
-      <w:pPr>
-        <w:rPr>
-          <w:rFonts w:hint="eastAsia"/>
-        </w:rPr>
-      </w:pPr>
       <w:r>
         <w:rPr>
           <w:rFonts w:hint="eastAsia"/>
         </w:rPr>
         <w:t>强制指定使用某索引</w:t>
       </w:r>
-      <w:bookmarkStart w:id="0" w:name="_GoBack"/>
-      <w:bookmarkEnd w:id="0"/>
     </w:p>
     <w:p>
       <w:pPr>
@@ -360,11 +345,6 @@
       </w:r>
     </w:p>
     <w:p>
-      <w:pPr>
-        <w:rPr>
-          <w:rFonts w:hint="eastAsia"/>
-        </w:rPr>
-      </w:pPr>
       <w:r>
         <w:rPr>
           <w:rFonts w:hint="eastAsia"/>
@@ -837,7 +817,7 @@
         <w:rPr>
           <w:rFonts w:hint="eastAsia"/>
         </w:rPr>
-        <w:t>当多个索引查询因子相同时，选择索引使用因子较小的索引</w:t>
+        <w:t>当多个索引查询因子相同时，选择排序匹配因子较小的索引</w:t>
       </w:r>
     </w:p>
     <w:p>
@@ -871,7 +851,21 @@
         <w:rPr>
           <w:rFonts w:hint="eastAsia"/>
         </w:rPr>
-        <w:t>当多个索引查询因子与索引使用因子相同时，选择排序匹配因子较小的索引</w:t>
+        <w:t>当多个索引查询因子</w:t>
+      </w:r>
+      <w:r>
+        <w:rPr>
+          <w:rFonts w:hint="eastAsia"/>
+        </w:rPr>
+        <w:t>与排序匹配因子</w:t>
+      </w:r>
+      <w:bookmarkStart w:id="0" w:name="_GoBack"/>
+      <w:bookmarkEnd w:id="0"/>
+      <w:r>
+        <w:rPr>
+          <w:rFonts w:hint="eastAsia"/>
+        </w:rPr>
+        <w:t>相同时，选择索引使用因子较小的索引</w:t>
       </w:r>
     </w:p>
     <w:p>
@@ -929,11 +923,6 @@
       </w:r>
     </w:p>
     <w:p>
-      <w:pPr>
-        <w:rPr>
-          <w:rFonts w:hint="eastAsia"/>
-        </w:rPr>
-      </w:pPr>
       <w:r>
         <w:rPr>
           <w:rFonts w:hint="eastAsia"/>
@@ -3122,7 +3111,7 @@
 </file>
 
 <file path=customXml/itemProps1.xml><?xml version="1.0" encoding="utf-8"?>
-<ds:datastoreItem xmlns:ds="http://schemas.openxmlformats.org/officeDocument/2006/customXml" ds:itemID="{D1578697-A3DC-4607-895E-FFB689A54DD8}">
+<ds:datastoreItem xmlns:ds="http://schemas.openxmlformats.org/officeDocument/2006/customXml" ds:itemID="{A9E70C45-2266-4940-859C-F7E38CA9F41E}">
   <ds:schemaRefs>
     <ds:schemaRef ds:uri="http://schemas.openxmlformats.org/officeDocument/2006/bibliography"/>
   </ds:schemaRefs>
